--- a/LR2/ЛР2 Варіант 26.docx
+++ b/LR2/ЛР2 Варіант 26.docx
@@ -221,7 +221,7 @@
         <w:ind w:left="7067" w:right="69"/>
       </w:pPr>
       <w:r>
-        <w:t xml:space="preserve">Бачинська О.Д. </w:t>
+        <w:t xml:space="preserve">Троцький К. А. </w:t>
       </w:r>
     </w:p>
     <w:p>
